--- a/Books/The Metamorphosis.docx
+++ b/Books/The Metamorphosis.docx
@@ -4039,7 +4039,21 @@
           <w:rFonts w:ascii="Times New Roman" w:hAnsi="Times New Roman" w:cs="Times New Roman"/>
         </w:rPr>
         <w:lastRenderedPageBreak/>
-        <w:t xml:space="preserve">differently, and he did not injure himself in such a great fall. His sister noticed immediately the new amusement which Gregor had found for himself (for as he crept around he left behind here and there traces of his sticky stuff), and so she got the idea of making Gregor’s </w:t>
+        <w:t xml:space="preserve">differently, and he did not injure himself in such a great fall. His sister noticed immediately the new amusement which Gregor had found for himself (for as he crept </w:t>
+      </w:r>
+      <w:proofErr w:type="gramStart"/>
+      <w:r>
+        <w:rPr>
+          <w:rFonts w:ascii="Times New Roman" w:hAnsi="Times New Roman" w:cs="Times New Roman"/>
+        </w:rPr>
+        <w:t>around</w:t>
+      </w:r>
+      <w:proofErr w:type="gramEnd"/>
+      <w:r>
+        <w:rPr>
+          <w:rFonts w:ascii="Times New Roman" w:hAnsi="Times New Roman" w:cs="Times New Roman"/>
+        </w:rPr>
+        <w:t xml:space="preserve"> he left behind here and there traces of his sticky stuff), and so she got the idea of making Gregor’s </w:t>
       </w:r>
       <w:proofErr w:type="gramStart"/>
       <w:r>
@@ -7907,6 +7921,7 @@
   <w:style w:type="character" w:default="1" w:styleId="DefaultParagraphFont">
     <w:name w:val="Default Paragraph Font"/>
     <w:uiPriority w:val="1"/>
+    <w:semiHidden/>
     <w:unhideWhenUsed/>
   </w:style>
   <w:style w:type="table" w:default="1" w:styleId="TableNormal">
